--- a/portfolio/docs/Resume/Taekyung_Ho_Resume.docx
+++ b/portfolio/docs/Resume/Taekyung_Ho_Resume.docx
@@ -853,27 +853,15 @@
           <w:lang w:eastAsia="ko-KR"/>
         </w:rPr>
       </w:pPr>
-      <w:proofErr w:type="gramStart"/>
-      <w:r>
-        <w:rPr>
-          <w:rFonts w:ascii="Aptos" w:hAnsi="Aptos" w:cs="Spectral"/>
-          <w:b/>
-          <w:sz w:val="22"/>
-          <w:szCs w:val="22"/>
-          <w:lang w:eastAsia="ko-KR"/>
-        </w:rPr>
-        <w:t>10..9..8..</w:t>
-      </w:r>
-      <w:proofErr w:type="gramEnd"/>
-      <w:r>
-        <w:rPr>
-          <w:rFonts w:ascii="Aptos" w:hAnsi="Aptos" w:cs="Spectral"/>
-          <w:b/>
-          <w:sz w:val="22"/>
-          <w:szCs w:val="22"/>
-          <w:lang w:eastAsia="ko-KR"/>
-        </w:rPr>
-        <w:t xml:space="preserve"> | Technical Lead</w:t>
+      <w:r>
+        <w:rPr>
+          <w:rFonts w:ascii="Aptos" w:hAnsi="Aptos" w:cs="Spectral"/>
+          <w:b/>
+          <w:sz w:val="22"/>
+          <w:szCs w:val="22"/>
+          <w:lang w:eastAsia="ko-KR"/>
+        </w:rPr>
+        <w:t>10..9..8.. | Technical Lead</w:t>
       </w:r>
       <w:r>
         <w:rPr>
@@ -1199,41 +1187,7 @@
           <w:sz w:val="20"/>
           <w:szCs w:val="20"/>
         </w:rPr>
-        <w:t xml:space="preserve">Served as a </w:t>
-      </w:r>
-      <w:r>
-        <w:rPr>
-          <w:rStyle w:val="a8"/>
-          <w:rFonts w:ascii="Aptos" w:hAnsi="Aptos"/>
-          <w:sz w:val="20"/>
-          <w:szCs w:val="20"/>
-        </w:rPr>
-        <w:t>ROMAD (tactical air communications maintenance specialist)</w:t>
-      </w:r>
-      <w:r>
-        <w:rPr>
-          <w:rFonts w:ascii="Aptos" w:hAnsi="Aptos"/>
-          <w:sz w:val="20"/>
-          <w:szCs w:val="20"/>
-        </w:rPr>
-        <w:t xml:space="preserve">, maintaining specialized military vehicles equipped with </w:t>
-      </w:r>
-      <w:r>
-        <w:rPr>
-          <w:rStyle w:val="a8"/>
-          <w:rFonts w:ascii="Aptos" w:hAnsi="Aptos"/>
-          <w:sz w:val="20"/>
-          <w:szCs w:val="20"/>
-        </w:rPr>
-        <w:t>ground-to-air radio communication systems</w:t>
-      </w:r>
-      <w:r>
-        <w:rPr>
-          <w:rFonts w:ascii="Aptos" w:hAnsi="Aptos"/>
-          <w:sz w:val="20"/>
-          <w:szCs w:val="20"/>
-        </w:rPr>
-        <w:t>.</w:t>
+        <w:t>Worked as part of a military unit, collaborating with teammates to complete assigned responsibilities and support day-to-day unit operations.</w:t>
       </w:r>
     </w:p>
     <w:p>
@@ -1256,64 +1210,7 @@
           <w:sz w:val="20"/>
           <w:szCs w:val="20"/>
         </w:rPr>
-        <w:t xml:space="preserve">Operated and maintained additional </w:t>
-      </w:r>
-      <w:r>
-        <w:rPr>
-          <w:rStyle w:val="a8"/>
-          <w:rFonts w:ascii="Aptos" w:hAnsi="Aptos"/>
-          <w:sz w:val="20"/>
-          <w:szCs w:val="20"/>
-        </w:rPr>
-        <w:t>ground-to-air radio equipment</w:t>
-      </w:r>
-      <w:r>
-        <w:rPr>
-          <w:rFonts w:ascii="Aptos" w:hAnsi="Aptos"/>
-          <w:sz w:val="20"/>
-          <w:szCs w:val="20"/>
-        </w:rPr>
-        <w:t xml:space="preserve"> supporting communication between air traffic controllers and pilots.</w:t>
-      </w:r>
-    </w:p>
-    <w:p>
-      <w:pPr>
-        <w:pStyle w:val="a7"/>
-        <w:numPr>
-          <w:ilvl w:val="0"/>
-          <w:numId w:val="3"/>
-        </w:numPr>
-        <w:rPr>
-          <w:rFonts w:ascii="Aptos" w:hAnsi="Aptos" w:cs="Spectral"/>
-          <w:sz w:val="20"/>
-          <w:szCs w:val="20"/>
-          <w:lang w:eastAsia="ko-KR"/>
-        </w:rPr>
-      </w:pPr>
-      <w:r>
-        <w:rPr>
-          <w:rFonts w:ascii="Aptos" w:hAnsi="Aptos"/>
-          <w:sz w:val="20"/>
-          <w:szCs w:val="20"/>
-        </w:rPr>
-        <w:t xml:space="preserve">Performed routine inspections, troubleshooting, and equipment maintenance as a member of the </w:t>
-      </w:r>
-      <w:r>
-        <w:rPr>
-          <w:rStyle w:val="a8"/>
-          <w:rFonts w:ascii="Aptos" w:hAnsi="Aptos"/>
-          <w:sz w:val="20"/>
-          <w:szCs w:val="20"/>
-        </w:rPr>
-        <w:t>Ground-to-Air Communications Maintenance Section</w:t>
-      </w:r>
-      <w:r>
-        <w:rPr>
-          <w:rFonts w:ascii="Aptos" w:hAnsi="Aptos"/>
-          <w:sz w:val="20"/>
-          <w:szCs w:val="20"/>
-        </w:rPr>
-        <w:t>, supporting reliable operation of communication systems.</w:t>
+        <w:t>Consistently fulfilled assigned duties in a structured, team-oriented environment, demonstrating reliability, accountability, and discipline throughout mandatory military service.</w:t>
       </w:r>
     </w:p>
     <w:p>
@@ -1459,7 +1356,7 @@
       <w:pPr>
         <w:widowControl w:val="0"/>
         <w:rPr>
-          <w:rFonts w:ascii="Aptos" w:hAnsi="Aptos" w:hint="eastAsia"/>
+          <w:rFonts w:ascii="Aptos" w:hAnsi="Aptos"/>
           <w:lang w:eastAsia="ko-KR"/>
         </w:rPr>
       </w:pPr>

--- a/portfolio/docs/Resume/Taekyung_Ho_Resume.docx
+++ b/portfolio/docs/Resume/Taekyung_Ho_Resume.docx
@@ -117,11 +117,52 @@
         </w:r>
       </w:hyperlink>
       <w:r>
+        <w:t xml:space="preserve"> </w:t>
+      </w:r>
+      <w:r>
         <w:rPr>
           <w:rStyle w:val="HTML"/>
           <w:rFonts w:ascii="Aptos" w:eastAsiaTheme="minorEastAsia" w:hAnsi="Aptos"/>
         </w:rPr>
         <w:t xml:space="preserve">| </w:t>
+      </w:r>
+      <w:r>
+        <w:fldChar w:fldCharType="begin"/>
+      </w:r>
+      <w:r>
+        <w:instrText>HYPERLINK "https://github.com/taekyung00"</w:instrText>
+      </w:r>
+      <w:r>
+        <w:fldChar w:fldCharType="separate"/>
+      </w:r>
+      <w:r>
+        <w:rPr>
+          <w:rStyle w:val="a5"/>
+          <w:rFonts w:ascii="Aptos" w:hAnsi="Aptos" w:cs="Courier New"/>
+          <w:sz w:val="20"/>
+          <w:szCs w:val="20"/>
+        </w:rPr>
+        <w:t>github.com/taekyung00</w:t>
+      </w:r>
+      <w:r>
+        <w:fldChar w:fldCharType="end"/>
+      </w:r>
+      <w:r>
+        <w:t xml:space="preserve"> </w:t>
+      </w:r>
+      <w:r>
+        <w:rPr>
+          <w:rStyle w:val="HTML"/>
+          <w:rFonts w:ascii="Aptos" w:eastAsiaTheme="minorEastAsia" w:hAnsi="Aptos"/>
+        </w:rPr>
+        <w:t>|</w:t>
+      </w:r>
+      <w:r>
+        <w:rPr>
+          <w:rStyle w:val="HTML"/>
+          <w:rFonts w:ascii="Aptos" w:eastAsiaTheme="minorEastAsia" w:hAnsi="Aptos"/>
+        </w:rPr>
+        <w:t xml:space="preserve"> </w:t>
       </w:r>
       <w:hyperlink r:id="rId6" w:history="1">
         <w:r>
@@ -131,7 +172,25 @@
             <w:sz w:val="20"/>
             <w:szCs w:val="20"/>
           </w:rPr>
-          <w:t>github.com/taekyung00</w:t>
+          <w:t>taekyung00.github.io/p</w:t>
+        </w:r>
+        <w:r>
+          <w:rPr>
+            <w:rStyle w:val="a5"/>
+            <w:rFonts w:ascii="Aptos" w:hAnsi="Aptos" w:cs="Courier New"/>
+            <w:sz w:val="20"/>
+            <w:szCs w:val="20"/>
+          </w:rPr>
+          <w:t>o</w:t>
+        </w:r>
+        <w:r>
+          <w:rPr>
+            <w:rStyle w:val="a5"/>
+            <w:rFonts w:ascii="Aptos" w:hAnsi="Aptos" w:cs="Courier New"/>
+            <w:sz w:val="20"/>
+            <w:szCs w:val="20"/>
+          </w:rPr>
+          <w:t>rtfolio/</w:t>
         </w:r>
       </w:hyperlink>
     </w:p>
@@ -853,15 +912,27 @@
           <w:lang w:eastAsia="ko-KR"/>
         </w:rPr>
       </w:pPr>
-      <w:r>
-        <w:rPr>
-          <w:rFonts w:ascii="Aptos" w:hAnsi="Aptos" w:cs="Spectral"/>
-          <w:b/>
-          <w:sz w:val="22"/>
-          <w:szCs w:val="22"/>
-          <w:lang w:eastAsia="ko-KR"/>
-        </w:rPr>
-        <w:t>10..9..8.. | Technical Lead</w:t>
+      <w:proofErr w:type="gramStart"/>
+      <w:r>
+        <w:rPr>
+          <w:rFonts w:ascii="Aptos" w:hAnsi="Aptos" w:cs="Spectral"/>
+          <w:b/>
+          <w:sz w:val="22"/>
+          <w:szCs w:val="22"/>
+          <w:lang w:eastAsia="ko-KR"/>
+        </w:rPr>
+        <w:t>10..9..8..</w:t>
+      </w:r>
+      <w:proofErr w:type="gramEnd"/>
+      <w:r>
+        <w:rPr>
+          <w:rFonts w:ascii="Aptos" w:hAnsi="Aptos" w:cs="Spectral"/>
+          <w:b/>
+          <w:sz w:val="22"/>
+          <w:szCs w:val="22"/>
+          <w:lang w:eastAsia="ko-KR"/>
+        </w:rPr>
+        <w:t xml:space="preserve"> | Technical Lead</w:t>
       </w:r>
       <w:r>
         <w:rPr>
